--- a/docs/feature/authentication/3-2-4-reset-password/spec.docx
+++ b/docs/feature/authentication/3-2-4-reset-password/spec.docx
@@ -8,7 +8,7 @@
           <w:b/>
           <w:sz w:val="26"/>
         </w:rPr>
-        <w:t>FR 3.2.4 Reset Password (Forgot Password Flow)</w:t>
+        <w:t>FR 3.2.4 Reset Password</w:t>
       </w:r>
     </w:p>
     <w:p>
@@ -22,7 +22,7 @@
     </w:p>
     <w:p>
       <w:r>
-        <w:t>User bam 'Quen mat khau' tai man dang nhap, nhap email, nhan link tu email de dat lai mat khau.</w:t>
+        <w:t>Begins when a user who has forgotten the password submits the email address on /forgot-password.</w:t>
       </w:r>
     </w:p>
     <w:p>
@@ -48,7 +48,7 @@
         <w:t xml:space="preserve">Actors / Roles: </w:t>
       </w:r>
       <w:r>
-        <w:t>USER (chua dang nhap duoc, quen mat khau).</w:t>
+        <w:t>USER who cannot sign in because the password is forgotten.</w:t>
       </w:r>
     </w:p>
     <w:p>
@@ -65,7 +65,7 @@
         <w:t xml:space="preserve">Purpose: </w:t>
       </w:r>
       <w:r>
-        <w:t>Cho phep user khoi phuc quyen truy cap tai khoan qua email khi quen mat khau, khong can lien he admin.</w:t>
+        <w:t>Restore access to the account by email through a single-use reset link, and invalidate existing sessions afterwards so only the account owner keeps access.</w:t>
       </w:r>
     </w:p>
     <w:p>
@@ -82,7 +82,7 @@
         <w:t xml:space="preserve">Interface: </w:t>
       </w:r>
       <w:r>
-        <w:t>POST /api/v1/auth/forgot-password {email}; POST /api/v1/auth/reset-password {token, newPassword}.</w:t>
+        <w:t>/forgot-password collects the email address; the reset screen /reset-password receives the token and collects the new password together with its confirmation.</w:t>
       </w:r>
     </w:p>
     <w:p>
@@ -99,7 +99,7 @@
         <w:t xml:space="preserve">Data Processing: </w:t>
       </w:r>
       <w:r>
-        <w:t>Sinh token reset random 32 byte hex, luu Redis TTL = appProperties.passwordResetTtlSeconds; reverse-index pwd:reset:user:{userId} tu dong invalidate token cu khi co token moi; xoa token sau khi dung (atomic); cap nhat passwordHash (bcrypt) va lastPasswordChange.</w:t>
+        <w:t>The system looks up the account, invalidates any earlier reset token, issues a new single-use token with a limited lifetime, sends it by email, and on completion replaces the password hash, records the change and invalidates older sessions.</w:t>
       </w:r>
     </w:p>
     <w:p>
@@ -113,7 +113,7 @@
     </w:p>
     <w:p>
       <w:r>
-        <w:t>Man hinh /forgot-password (nhap email) -&gt; email chua link -&gt; man hinh /reset-password?token=X (nhap newPassword, confirmPassword).</w:t>
+        <w:t>Figure — Reset Password screens:</w:t>
       </w:r>
     </w:p>
     <w:p>
@@ -124,7 +124,7 @@
         <w:t xml:space="preserve">-  </w:t>
       </w:r>
       <w:r>
-        <w:t>/forgot-password: input email, nut Gui yeu cau.</w:t>
+        <w:t>/forgot-password: email input and a submit button.</w:t>
       </w:r>
     </w:p>
     <w:p>
@@ -135,7 +135,7 @@
         <w:t xml:space="preserve">-  </w:t>
       </w:r>
       <w:r>
-        <w:t>/reset-password: input newPassword, confirmPassword, nut Dat lai mat khau.</w:t>
+        <w:t>/reset-password: new password input and confirm password input, with the confirmation validated before submission.</w:t>
       </w:r>
     </w:p>
     <w:p>
@@ -146,7 +146,7 @@
         <w:t xml:space="preserve">-  </w:t>
       </w:r>
       <w:r>
-        <w:t>Thong bao generic sau forgot-password: 'Neu email ton tai, ban se nhan duoc lien ket' (khong tiet lo email co dang ky hay khong).</w:t>
+        <w:t>A generic message is shown after the request; a success message and a return to /login follow the reset.</w:t>
       </w:r>
     </w:p>
     <w:p>
@@ -171,7 +171,7 @@
         <w:t xml:space="preserve">Input required: </w:t>
       </w:r>
       <w:r>
-        <w:t>email (forgot-password); token + newPassword (reset-password, tu link email).</w:t>
+        <w:t>email (request step); token and newPassword (reset step). The confirm password field is validated on the client only.</w:t>
       </w:r>
     </w:p>
     <w:p>
@@ -182,7 +182,7 @@
         <w:t xml:space="preserve">System data: </w:t>
       </w:r>
       <w:r>
-        <w:t>Redis: pwd:reset:{token}-&gt;userId, pwd:reset:user:{userId}-&gt;token (reverse-index). PostgreSQL: users.passwordHash, users.lastPasswordChange. audit_logs.</w:t>
+        <w:t>userId, passwordHash, lastPasswordChange, reset token with its lifetime, last issued token per account.</w:t>
       </w:r>
     </w:p>
     <w:p>
@@ -193,7 +193,7 @@
         <w:t xml:space="preserve">Output: </w:t>
       </w:r>
       <w:r>
-        <w:t>200 OK (khong data) cho ca 2 API; loi 400 voi ErrorCode tuong ung khi token invalid/da dung/newPassword yeu.</w:t>
+        <w:t>no data; a generic success response in both cases.</w:t>
       </w:r>
     </w:p>
     <w:p>
@@ -206,10 +206,10 @@
         <w:rPr>
           <w:b/>
         </w:rPr>
-        <w:t xml:space="preserve">BR-1: </w:t>
+        <w:t xml:space="preserve">BR-01: </w:t>
       </w:r>
       <w:r>
-        <w:t>forgot-password LUON tra 200 du email co ton tai hay khong, de tranh lo thong tin email nao da dang ky trong he thong.</w:t>
+        <w:t>An unknown email address produces the same response as a known one and sends nothing, so the response never reveals whether an account exists.</w:t>
       </w:r>
     </w:p>
     <w:p>
@@ -217,10 +217,10 @@
         <w:rPr>
           <w:b/>
         </w:rPr>
-        <w:t xml:space="preserve">BR-2: </w:t>
+        <w:t xml:space="preserve">BR-02: </w:t>
       </w:r>
       <w:r>
-        <w:t>Khi user request forgot-password nhieu lan lien tiep (truoc khi dung token), CHI token moi nhat con hieu luc — token cu tu dong bi vo hieu hoa (invalidate) NGAY khi co token moi duoc tao, nho Redis reverse-index theo userId (pwd:reset:user:{userId}). Token cu dung lai se tra 400 RESET_TOKEN_INVALID du chua het TTL.</w:t>
+        <w:t>The reset token is single-use and is invalidated the moment a newer reset token is issued for the same account, so only the most recent token is accepted even if an earlier one has not yet expired.</w:t>
       </w:r>
     </w:p>
     <w:p>
@@ -228,10 +228,10 @@
         <w:rPr>
           <w:b/>
         </w:rPr>
-        <w:t xml:space="preserve">BR-3: </w:t>
+        <w:t xml:space="preserve">BR-03: </w:t>
       </w:r>
       <w:r>
-        <w:t>Token reset chi dung duoc 1 lan — sau khi dung (thanh cong hoac dang xu ly), token bi xoa khoi Redis ngay (atomic delete); dung lai token do se tra 400 RESET_TOKEN_USED (race condition) hoac RESET_TOKEN_INVALID (da bi xoa).</w:t>
+        <w:t>A missing, expired or superseded token → 400 RESET_TOKEN_INVALID. A token that has already been used → 400 RESET_TOKEN_USED.</w:t>
       </w:r>
     </w:p>
     <w:p>
@@ -239,10 +239,21 @@
         <w:rPr>
           <w:b/>
         </w:rPr>
-        <w:t xml:space="preserve">BR-4: </w:t>
+        <w:t xml:space="preserve">BR-04: </w:t>
       </w:r>
       <w:r>
-        <w:t>Sau khi doi mat khau thanh cong, lastPasswordChange duoc cap nhat — moi refreshToken cu phat hanh truoc thoi diem nay bi tu choi khi goi /refresh (so sanh issuedAt voi lastPasswordChange), buoc user dang nhap lai o cac thiet bi khac.</w:t>
+        <w:t>The new password follows the password policy and is stored as a BCrypt hash; the last password change time is updated.</w:t>
+      </w:r>
+    </w:p>
+    <w:p>
+      <w:r>
+        <w:rPr>
+          <w:b/>
+        </w:rPr>
+        <w:t xml:space="preserve">BR-05: </w:t>
+      </w:r>
+      <w:r>
+        <w:t>After a successful reset, every refresh token issued before the latest password change is refused on its next use → 401 REFRESH_TOKEN_INVALID, so the user signs in again on every device.</w:t>
       </w:r>
     </w:p>
     <w:p>
@@ -252,17 +263,17 @@
     </w:p>
     <w:p>
       <w:r>
-        <w:t>email: dinh dang email hop le.</w:t>
+        <w:t>Empty email address → error message.</w:t>
       </w:r>
     </w:p>
     <w:p>
       <w:r>
-        <w:t>newPassword: toi thieu 8 ky tu, co it nhat 1 chu so (theo VALIDATION_ERROR hien co).</w:t>
+        <w:t>New password does not meet the policy, or the confirmation does not match → error message.</w:t>
       </w:r>
     </w:p>
     <w:p>
       <w:r>
-        <w:t>token: chuoi hex 64 ky tu, phai ton tai trong Redis (chua het han, chua bi invalidate/dung).</w:t>
+        <w:t>New password fails the policy check on the server → 400 VALIDATION_ERROR.</w:t>
       </w:r>
     </w:p>
     <w:p>
@@ -281,42 +292,37 @@
     </w:p>
     <w:p>
       <w:r>
-        <w:t>1. User mo /forgot-password, nhap email, submit.</w:t>
+        <w:t>1. The user opens /forgot-password and submits the email address.</w:t>
       </w:r>
     </w:p>
     <w:p>
       <w:r>
-        <w:t>2. FE goi POST /auth/forgot-password {email}.</w:t>
+        <w:t>2. The system looks up the account; when no account matches it returns the same generic response without sending anything.</w:t>
       </w:r>
     </w:p>
     <w:p>
       <w:r>
-        <w:t>3. BE tim user theo email (lowercase+trim). Neu ton tai: doc reverse-index pwd:reset:user:{userId} de lay oldToken (neu co) va xoa token cu do; sinh token moi 32 byte hex; luu pwd:reset:{token}=userId va pwd:reset:user:{userId}=token (TTL); gui email chua link reset.</w:t>
+        <w:t>3. The system invalidates any earlier reset token for the account and issues a new single-use token with a limited lifetime.</w:t>
       </w:r>
     </w:p>
     <w:p>
       <w:r>
-        <w:t>4. BE tra 200 (luon 200 du user co ton tai hay khong).</w:t>
+        <w:t>4. The system sends the reset link carrying the token to the email address.</w:t>
       </w:r>
     </w:p>
     <w:p>
       <w:r>
-        <w:t>5. User click link trong email, mo /reset-password?token=X, nhap newPassword + confirmPassword (FE validate khop).</w:t>
+        <w:t>5. The user opens the link from the email and enters the new password and its confirmation.</w:t>
       </w:r>
     </w:p>
     <w:p>
       <w:r>
-        <w:t>6. FE goi POST /auth/reset-password {token, newPassword}.</w:t>
+        <w:t>6. The system consumes the token, replaces the password hash and records the password change.</w:t>
       </w:r>
     </w:p>
     <w:p>
       <w:r>
-        <w:t>7. BE: GET pwd:reset:{token} lay userId; DELETE token do (atomic); DELETE reverse-index pwd:reset:user:{userId}; tim user theo userId; cap nhat passwordHash (bcrypt) + lastPasswordChange=now; ghi audit log PASSWORD_RESET.</w:t>
-      </w:r>
-    </w:p>
-    <w:p>
-      <w:r>
-        <w:t>8. BE tra 200. FE hien thong bao thanh cong, dieu huong ve /login.</w:t>
+        <w:t>7. The system returns success and the screen returns to /login.</w:t>
       </w:r>
     </w:p>
     <w:p>
@@ -326,32 +332,27 @@
     </w:p>
     <w:p>
       <w:r>
-        <w:t>Email khong ton tai trong he thong -&gt; van tra 200, khong gui email that, khong lo thong tin.</w:t>
+        <w:t>-  Unknown email address → the same generic response, and no email is sent.</w:t>
       </w:r>
     </w:p>
     <w:p>
       <w:r>
-        <w:t>Token khong ton tai/het han/da bi invalidate boi request forgot-password moi hon -&gt; 400 RESET_TOKEN_INVALID.</w:t>
+        <w:t>-  Missing, expired or superseded token → 400 RESET_TOKEN_INVALID.</w:t>
       </w:r>
     </w:p>
     <w:p>
       <w:r>
-        <w:t>Token vua bi dung/xoa boi request khac (race condition, vd double-submit) -&gt; 400 RESET_TOKEN_USED.</w:t>
+        <w:t>-  Token already used, including two simultaneous reset requests → 400 RESET_TOKEN_USED.</w:t>
       </w:r>
     </w:p>
     <w:p>
       <w:r>
-        <w:t>userId lay tu token khong map ra User (du lieu loi) -&gt; 400 RESET_TOKEN_INVALID.</w:t>
+        <w:t>-  The account referenced by the token no longer exists → 400 RESET_TOKEN_INVALID.</w:t>
       </w:r>
     </w:p>
     <w:p>
       <w:r>
-        <w:t>newPassword khong du manh (duoi 8 ky tu / thieu so) -&gt; 400 VALIDATION_ERROR.</w:t>
-      </w:r>
-    </w:p>
-    <w:p>
-      <w:r>
-        <w:t>User request forgot-password nhieu lan lien tiep truoc khi dung token -&gt; cac token cu (tru token moi nhat) deu tra RESET_TOKEN_INVALID khi dung, ke ca khi TTL goc chua het.</w:t>
+        <w:t>-  New password fails the policy check → 400 VALIDATION_ERROR.</w:t>
       </w:r>
     </w:p>
     <w:p>
@@ -371,7 +372,7 @@
         <w:t xml:space="preserve">-  </w:t>
       </w:r>
       <w:r>
-        <w:t>Mat khau user duoc cap nhat (bcrypt hash moi), lastPasswordChange duoc set.</w:t>
+        <w:t>The password hash is replaced and the last password change time is updated.</w:t>
       </w:r>
     </w:p>
     <w:p>
@@ -382,7 +383,7 @@
         <w:t xml:space="preserve">-  </w:t>
       </w:r>
       <w:r>
-        <w:t>Token reset da dung bi xoa khoi Redis (khong the tai su dung).</w:t>
+        <w:t>The reset token is consumed and the record of the most recent token for the account is cleared.</w:t>
       </w:r>
     </w:p>
     <w:p>
@@ -393,29 +394,7 @@
         <w:t xml:space="preserve">-  </w:t>
       </w:r>
       <w:r>
-        <w:t>Reverse-index pwd:reset:user:{userId} duoc don dep sau khi reset thanh cong.</w:t>
-      </w:r>
-    </w:p>
-    <w:p>
-      <w:pPr>
-        <w:ind w:left="360"/>
-      </w:pPr>
-      <w:r>
-        <w:t xml:space="preserve">-  </w:t>
-      </w:r>
-      <w:r>
-        <w:t>Audit log PASSWORD_RESET duoc ghi nhan.</w:t>
-      </w:r>
-    </w:p>
-    <w:p>
-      <w:pPr>
-        <w:ind w:left="360"/>
-      </w:pPr>
-      <w:r>
-        <w:t xml:space="preserve">-  </w:t>
-      </w:r>
-      <w:r>
-        <w:t>Refresh token cu (issued truoc lastPasswordChange) khong con dung duoc de /refresh — buoc dang nhap lai o thiet bi khac.</w:t>
+        <w:t>Every refresh token issued before the change is refused on its next use, so all devices must sign in again.</w:t>
       </w:r>
     </w:p>
     <w:sectPr>

--- a/docs/feature/authentication/3-2-4-reset-password/spec.docx
+++ b/docs/feature/authentication/3-2-4-reset-password/spec.docx
@@ -120,9 +120,7 @@
       <w:pPr>
         <w:ind w:left="360"/>
       </w:pPr>
-      <w:r>
-        <w:t xml:space="preserve">-  </w:t>
-      </w:r>
+      <w:r/>
       <w:r>
         <w:t>/forgot-password: email input and a submit button.</w:t>
       </w:r>
@@ -131,9 +129,7 @@
       <w:pPr>
         <w:ind w:left="360"/>
       </w:pPr>
-      <w:r>
-        <w:t xml:space="preserve">-  </w:t>
-      </w:r>
+      <w:r/>
       <w:r>
         <w:t>/reset-password: new password input and confirm password input, with the confirmation validated before submission.</w:t>
       </w:r>
@@ -142,9 +138,7 @@
       <w:pPr>
         <w:ind w:left="360"/>
       </w:pPr>
-      <w:r>
-        <w:t xml:space="preserve">-  </w:t>
-      </w:r>
+      <w:r/>
       <w:r>
         <w:t>A generic message is shown after the request; a success message and a return to /login follow the reset.</w:t>
       </w:r>
@@ -368,9 +362,7 @@
       <w:pPr>
         <w:ind w:left="360"/>
       </w:pPr>
-      <w:r>
-        <w:t xml:space="preserve">-  </w:t>
-      </w:r>
+      <w:r/>
       <w:r>
         <w:t>The password hash is replaced and the last password change time is updated.</w:t>
       </w:r>
@@ -379,9 +371,7 @@
       <w:pPr>
         <w:ind w:left="360"/>
       </w:pPr>
-      <w:r>
-        <w:t xml:space="preserve">-  </w:t>
-      </w:r>
+      <w:r/>
       <w:r>
         <w:t>The reset token is consumed and the record of the most recent token for the account is cleared.</w:t>
       </w:r>
@@ -390,9 +380,7 @@
       <w:pPr>
         <w:ind w:left="360"/>
       </w:pPr>
-      <w:r>
-        <w:t xml:space="preserve">-  </w:t>
-      </w:r>
+      <w:r/>
       <w:r>
         <w:t>Every refresh token issued before the change is refused on its next use, so all devices must sign in again.</w:t>
       </w:r>

--- a/docs/feature/authentication/3-2-4-reset-password/spec.docx
+++ b/docs/feature/authentication/3-2-4-reset-password/spec.docx
@@ -197,57 +197,17 @@
     </w:p>
     <w:p>
       <w:r>
-        <w:rPr>
-          <w:b/>
-        </w:rPr>
-        <w:t xml:space="preserve">BR-01: </w:t>
-      </w:r>
-      <w:r>
-        <w:t>An unknown email address produces the same response as a known one and sends nothing, so the response never reveals whether an account exists.</w:t>
+        <w:t>BR-13: Forgot-password always returns 200 OK whether or not the email exists, so the response never reveals whether an account exists; reset token is 32-byte random hex stored only in Redis, TTL ≤ 1h, single-use (deleted atomically on use). The reset token is invalidated the moment a newer reset token is issued for the same account, so only the most recent token is accepted even if an earlier one has not yet expired. A missing, expired or superseded token → 400 RESET_TOKEN_INVALID. A token that has already been used → 400 RESET_TOKEN_USED.</w:t>
       </w:r>
     </w:p>
     <w:p>
       <w:r>
-        <w:rPr>
-          <w:b/>
-        </w:rPr>
-        <w:t xml:space="preserve">BR-02: </w:t>
-      </w:r>
-      <w:r>
-        <w:t>The reset token is single-use and is invalidated the moment a newer reset token is issued for the same account, so only the most recent token is accepted even if an earlier one has not yet expired.</w:t>
+        <w:t>BR-02: The new password follows the password policy (minimum 8 characters + at least 1 digit) and is stored as a BCrypt hash cost=12; the last password change time is updated.</w:t>
       </w:r>
     </w:p>
     <w:p>
       <w:r>
-        <w:rPr>
-          <w:b/>
-        </w:rPr>
-        <w:t xml:space="preserve">BR-03: </w:t>
-      </w:r>
-      <w:r>
-        <w:t>A missing, expired or superseded token → 400 RESET_TOKEN_INVALID. A token that has already been used → 400 RESET_TOKEN_USED.</w:t>
-      </w:r>
-    </w:p>
-    <w:p>
-      <w:r>
-        <w:rPr>
-          <w:b/>
-        </w:rPr>
-        <w:t xml:space="preserve">BR-04: </w:t>
-      </w:r>
-      <w:r>
-        <w:t>The new password follows the password policy and is stored as a BCrypt hash; the last password change time is updated.</w:t>
-      </w:r>
-    </w:p>
-    <w:p>
-      <w:r>
-        <w:rPr>
-          <w:b/>
-        </w:rPr>
-        <w:t xml:space="preserve">BR-05: </w:t>
-      </w:r>
-      <w:r>
-        <w:t>After a successful reset, every refresh token issued before the latest password change is refused on its next use → 401 REFRESH_TOKEN_INVALID, so the user signs in again on every device.</w:t>
+        <w:t>BR-12: After a successful reset, every refresh token issued before the latest password change is rejected (jti checked against blacklist) on its next use → 401 REFRESH_TOKEN_INVALID, so the user signs in again on every device.</w:t>
       </w:r>
     </w:p>
     <w:p>
@@ -257,17 +217,35 @@
     </w:p>
     <w:p>
       <w:r>
-        <w:t>Empty email address → error message.</w:t>
+        <w:t xml:space="preserve">email empty → Display: </w:t>
+      </w:r>
+      <w:r>
+        <w:rPr>
+          <w:b/>
+        </w:rPr>
+        <w:t xml:space="preserve">MSG02</w:t>
       </w:r>
     </w:p>
     <w:p>
       <w:r>
-        <w:t>New password does not meet the policy, or the confirmation does not match → error message.</w:t>
+        <w:t xml:space="preserve">new password does not meet the policy → Display: </w:t>
+      </w:r>
+      <w:r>
+        <w:rPr>
+          <w:b/>
+        </w:rPr>
+        <w:t xml:space="preserve">MSG05</w:t>
       </w:r>
     </w:p>
     <w:p>
       <w:r>
-        <w:t>New password fails the policy check on the server → 400 VALIDATION_ERROR.</w:t>
+        <w:t xml:space="preserve">confirmation does not match → Display: </w:t>
+      </w:r>
+      <w:r>
+        <w:rPr>
+          <w:b/>
+        </w:rPr>
+        <w:t xml:space="preserve">MSG06</w:t>
       </w:r>
     </w:p>
     <w:p>
@@ -316,7 +294,16 @@
     </w:p>
     <w:p>
       <w:r>
-        <w:t>7. The system returns success and the screen returns to /login.</w:t>
+        <w:t xml:space="preserve">7. The system returns success and the screen returns to /login; toast </w:t>
+      </w:r>
+      <w:r>
+        <w:rPr>
+          <w:b/>
+        </w:rPr>
+        <w:t xml:space="preserve">MSG18</w:t>
+      </w:r>
+      <w:r>
+        <w:t xml:space="preserve">.</w:t>
       </w:r>
     </w:p>
     <w:p>
@@ -326,27 +313,74 @@
     </w:p>
     <w:p>
       <w:r>
-        <w:t>-  Unknown email address → the same generic response, and no email is sent.</w:t>
+        <w:t xml:space="preserve">2.a1: Unknown email address (BR-13) → the same generic response, toast </w:t>
+      </w:r>
+      <w:r>
+        <w:rPr>
+          <w:b/>
+        </w:rPr>
+        <w:t xml:space="preserve">MSG15</w:t>
+      </w:r>
+      <w:r>
+        <w:t xml:space="preserve">, and no email is sent.
+</w:t>
+      </w:r>
+      <w:r>
+        <w:t>2.a2: The user checks the inbox or requests again; the response never confirms whether the account exists.</w:t>
       </w:r>
     </w:p>
     <w:p>
       <w:r>
-        <w:t>-  Missing, expired or superseded token → 400 RESET_TOKEN_INVALID.</w:t>
+        <w:t xml:space="preserve">6.a1: Missing, expired or superseded token (BR-13) → 400 RESET_TOKEN_INVALID, toast </w:t>
+      </w:r>
+      <w:r>
+        <w:rPr>
+          <w:b/>
+        </w:rPr>
+        <w:t xml:space="preserve">MSG16</w:t>
+      </w:r>
+      <w:r>
+        <w:t xml:space="preserve">.
+</w:t>
+      </w:r>
+      <w:r>
+        <w:t>6.a2: The user requests a new reset link from /forgot-password.</w:t>
       </w:r>
     </w:p>
     <w:p>
       <w:r>
-        <w:t>-  Token already used, including two simultaneous reset requests → 400 RESET_TOKEN_USED.</w:t>
+        <w:t xml:space="preserve">6.b1: Token already used, including two simultaneous reset requests, or the account referenced by the token no longer exists (BR-13) → 400 RESET_TOKEN_USED, toast </w:t>
+      </w:r>
+      <w:r>
+        <w:rPr>
+          <w:b/>
+        </w:rPr>
+        <w:t xml:space="preserve">MSG17</w:t>
+      </w:r>
+      <w:r>
+        <w:t xml:space="preserve">.
+</w:t>
+      </w:r>
+      <w:r>
+        <w:t>6.b2: The user requests a new reset link from /forgot-password.</w:t>
       </w:r>
     </w:p>
     <w:p>
       <w:r>
-        <w:t>-  The account referenced by the token no longer exists → 400 RESET_TOKEN_INVALID.</w:t>
+        <w:t xml:space="preserve">6.c1: New password fails the policy check (BR-02) → 400 VALIDATION_ERROR, Display: </w:t>
       </w:r>
-    </w:p>
-    <w:p>
       <w:r>
-        <w:t>-  New password fails the policy check → 400 VALIDATION_ERROR.</w:t>
+        <w:rPr>
+          <w:b/>
+        </w:rPr>
+        <w:t xml:space="preserve">MSG05</w:t>
+      </w:r>
+      <w:r>
+        <w:t xml:space="preserve">.
+</w:t>
+      </w:r>
+      <w:r>
+        <w:t>6.c2: The user corrects the password and resubmits.</w:t>
       </w:r>
     </w:p>
     <w:p>
